--- a/Mayfair Docs/Filled - Joes Jyoti Services/Checklist and Reply - Joes Jyoti Services.docx
+++ b/Mayfair Docs/Filled - Joes Jyoti Services/Checklist and Reply - Joes Jyoti Services.docx
@@ -924,27 +924,21 @@
             <w:tcW w:type="dxa" w:w="4422"/>
           </w:tcPr>
           <w:p>
-            <w:pPr>
-              <w:spacing w:after="20"/>
-            </w:pPr>
             <w:r/>
             <w:r>
               <w:rPr>
                 <w:b w:val="0"/>
               </w:rPr>
-              <w:t xml:space="preserve">Registered, so the “not registered” declaration is </w:t>
+              <w:t xml:space="preserve">Form filled as asked. </w:t>
             </w:r>
             <w:r>
               <w:rPr>
                 <w:b/>
               </w:rPr>
-              <w:t>not needed</w:t>
+              <w:t xml:space="preserve">⚠ Do not sign or send it while GSTIN 21AAECJ4555G1ZT is active. </w:t>
             </w:r>
             <w:r>
-              <w:rPr>
-                <w:b w:val="0"/>
-              </w:rPr>
-              <w:t xml:space="preserve"> (GST Declaration - Format.docx left unused).</w:t>
+              <w:t>It declares the company is not required to register for GST, which contradicts the GST certificate. Send the GST certificate instead, unless the registration has been cancelled.</w:t>
             </w:r>
           </w:p>
         </w:tc>
@@ -953,15 +947,9 @@
             <w:tcW w:type="dxa" w:w="2835"/>
           </w:tcPr>
           <w:p>
-            <w:pPr>
-              <w:spacing w:after="20"/>
-            </w:pPr>
             <w:r/>
             <w:r>
-              <w:rPr>
-                <w:b w:val="0"/>
-              </w:rPr>
-              <w:t>IMG_20210406_0001.pdf (GST REG-06) + IMG_20210406_0003.pdf (Annexure B)</w:t>
+              <w:t>IMG_20210406_0001.pdf (GST REG-06) + IMG_20210406_0003.pdf (Annexure B). Only if GST is cancelled: GST Declaration (Not Registered) - Joes Jyoti Services.docx</w:t>
             </w:r>
           </w:p>
         </w:tc>

--- a/Mayfair Docs/Filled - Joes Jyoti Services/Checklist and Reply - Joes Jyoti Services.docx
+++ b/Mayfair Docs/Filled - Joes Jyoti Services/Checklist and Reply - Joes Jyoti Services.docx
@@ -635,6 +635,94 @@
           </w:p>
         </w:tc>
       </w:tr>
+      <w:tr>
+        <w:tc>
+          <w:tcPr>
+            <w:tcW w:type="dxa" w:w="1984"/>
+          </w:tcPr>
+          <w:p>
+            <w:r/>
+            <w:r>
+              <w:rPr>
+                <w:b w:val="0"/>
+              </w:rPr>
+              <w:t>Bank account</w:t>
+            </w:r>
+          </w:p>
+        </w:tc>
+        <w:tc>
+          <w:tcPr>
+            <w:tcW w:type="dxa" w:w="3969"/>
+          </w:tcPr>
+          <w:p>
+            <w:r/>
+            <w:r>
+              <w:rPr>
+                <w:b w:val="0"/>
+              </w:rPr>
+              <w:t>Axis Bank Ltd, A/c No. 919020019694374 (CANOR), IFSC UTIB0000381, MICR 751211003</w:t>
+            </w:r>
+          </w:p>
+        </w:tc>
+        <w:tc>
+          <w:tcPr>
+            <w:tcW w:type="dxa" w:w="3685"/>
+          </w:tcPr>
+          <w:p>
+            <w:r/>
+            <w:r>
+              <w:rPr>
+                <w:b w:val="0"/>
+              </w:rPr>
+              <w:t>Cancelled cheque (Cancelled Cheque - Axis Bank.jpg)</w:t>
+            </w:r>
+          </w:p>
+        </w:tc>
+      </w:tr>
+      <w:tr>
+        <w:tc>
+          <w:tcPr>
+            <w:tcW w:type="dxa" w:w="1984"/>
+          </w:tcPr>
+          <w:p>
+            <w:r/>
+            <w:r>
+              <w:rPr>
+                <w:b w:val="0"/>
+              </w:rPr>
+              <w:t>Bank branch</w:t>
+            </w:r>
+          </w:p>
+        </w:tc>
+        <w:tc>
+          <w:tcPr>
+            <w:tcW w:type="dxa" w:w="3969"/>
+          </w:tcPr>
+          <w:p>
+            <w:r/>
+            <w:r>
+              <w:rPr>
+                <w:b w:val="0"/>
+              </w:rPr>
+              <w:t>Chandrasekharpur, Bhubaneswar – 751016</w:t>
+            </w:r>
+          </w:p>
+        </w:tc>
+        <w:tc>
+          <w:tcPr>
+            <w:tcW w:type="dxa" w:w="3685"/>
+          </w:tcPr>
+          <w:p>
+            <w:r/>
+            <w:r>
+              <w:rPr>
+                <w:b w:val="0"/>
+              </w:rPr>
+              <w:t>Cancelled cheque</w:t>
+            </w:r>
+          </w:p>
+        </w:tc>
+      </w:tr>
     </w:tbl>
     <w:p/>
     <w:p>
@@ -778,21 +866,18 @@
             <w:tcW w:type="dxa" w:w="4422"/>
           </w:tcPr>
           <w:p>
-            <w:pPr>
-              <w:spacing w:after="20"/>
-            </w:pPr>
             <w:r/>
             <w:r>
               <w:rPr>
                 <w:b w:val="0"/>
               </w:rPr>
-              <w:t xml:space="preserve">Filled in. </w:t>
+              <w:t xml:space="preserve">Filled in, including bank details from the cancelled cheque (Current Account ticked, based on the account code "CANOR" printed on the cheque). </w:t>
             </w:r>
             <w:r>
               <w:rPr>
                 <w:b/>
               </w:rPr>
-              <w:t>Phone, bank details, ESIC, MSME no., payment/delivery terms, account type and E-invoice are still blank.</w:t>
+              <w:t>Phone, ESIC, MSME no., payment/delivery terms and E-invoice are still blank.</w:t>
             </w:r>
           </w:p>
         </w:tc>
@@ -1228,21 +1313,12 @@
             <w:tcW w:type="dxa" w:w="4422"/>
           </w:tcPr>
           <w:p>
-            <w:pPr>
-              <w:spacing w:after="20"/>
-            </w:pPr>
             <w:r/>
-            <w:r>
-              <w:rPr>
-                <w:b/>
-              </w:rPr>
-              <w:t>Missing.</w:t>
-            </w:r>
             <w:r>
               <w:rPr>
                 <w:b w:val="0"/>
               </w:rPr>
-              <w:t xml:space="preserve"> Not in the repo.</w:t>
+              <w:t>Available. Axis Bank, Chandrasekharpur branch, stamped and signed by Esther Digal, Director.</w:t>
             </w:r>
           </w:p>
         </w:tc>
@@ -1251,15 +1327,12 @@
             <w:tcW w:type="dxa" w:w="2835"/>
           </w:tcPr>
           <w:p>
-            <w:pPr>
-              <w:spacing w:after="20"/>
-            </w:pPr>
             <w:r/>
             <w:r>
               <w:rPr>
                 <w:b w:val="0"/>
               </w:rPr>
-              <w:t>–</w:t>
+              <w:t>Cancelled Cheque - Axis Bank.jpg</w:t>
             </w:r>
           </w:p>
         </w:tc>
@@ -1434,23 +1507,6 @@
         <w:rPr>
           <w:b/>
         </w:rPr>
-        <w:t>Cancelled cheque</w:t>
-      </w:r>
-      <w:r>
-        <w:rPr>
-          <w:b w:val="0"/>
-        </w:rPr>
-        <w:t xml:space="preserve"> and the bank details that go on it: bank name, account number, account type (Current / Cash Credit / Other), IFSC and bank address. These go in rows 32–36 of the form.</w:t>
-      </w:r>
-    </w:p>
-    <w:p>
-      <w:pPr>
-        <w:pStyle w:val="ListNumber"/>
-      </w:pPr>
-      <w:r>
-        <w:rPr>
-          <w:b/>
-        </w:rPr>
         <w:t>Renewed FSSAI licence.</w:t>
       </w:r>
       <w:r>
@@ -1556,9 +1612,6 @@
         <w:t>Confirm the signatory.</w:t>
       </w:r>
       <w:r>
-        <w:rPr>
-          <w:b w:val="0"/>
-        </w:rPr>
         <w:t xml:space="preserve"> All declarations name </w:t>
       </w:r>
       <w:r>
@@ -1568,10 +1621,7 @@
         <w:t>Esther Digal, Director</w:t>
       </w:r>
       <w:r>
-        <w:rPr>
-          <w:b w:val="0"/>
-        </w:rPr>
-        <w:t>, the only director on the GST record. Change this if someone else signs.</w:t>
+        <w:t>. She is the only director on the GST record and signs the cancelled cheque as Director. Change this if someone else signs.</w:t>
       </w:r>
     </w:p>
     <w:p>

--- a/Mayfair Docs/Filled - Joes Jyoti Services/Checklist and Reply - Joes Jyoti Services.docx
+++ b/Mayfair Docs/Filled - Joes Jyoti Services/Checklist and Reply - Joes Jyoti Services.docx
@@ -49,14 +49,13 @@
         </w:trPr>
         <w:tc>
           <w:tcPr>
-            <w:tcW w:type="dxa" w:w="1984"/>
+            <w:tcW w:type="dxa" w:w="1871"/>
             <w:shd w:val="clear" w:color="auto" w:fill="1F3A5F"/>
           </w:tcPr>
           <w:p>
             <w:pPr>
               <w:spacing w:after="20"/>
             </w:pPr>
-            <w:r/>
             <w:r>
               <w:rPr>
                 <w:b/>
@@ -68,14 +67,13 @@
         </w:tc>
         <w:tc>
           <w:tcPr>
-            <w:tcW w:type="dxa" w:w="3969"/>
+            <w:tcW w:type="dxa" w:w="4252"/>
             <w:shd w:val="clear" w:color="auto" w:fill="1F3A5F"/>
           </w:tcPr>
           <w:p>
             <w:pPr>
               <w:spacing w:after="20"/>
             </w:pPr>
-            <w:r/>
             <w:r>
               <w:rPr>
                 <w:b/>
@@ -87,14 +85,13 @@
         </w:tc>
         <w:tc>
           <w:tcPr>
-            <w:tcW w:type="dxa" w:w="3685"/>
+            <w:tcW w:type="dxa" w:w="3515"/>
             <w:shd w:val="clear" w:color="auto" w:fill="1F3A5F"/>
           </w:tcPr>
           <w:p>
             <w:pPr>
               <w:spacing w:after="20"/>
             </w:pPr>
-            <w:r/>
             <w:r>
               <w:rPr>
                 <w:b/>
@@ -108,13 +105,12 @@
       <w:tr>
         <w:tc>
           <w:tcPr>
-            <w:tcW w:type="dxa" w:w="1984"/>
+            <w:tcW w:type="dxa" w:w="1871"/>
           </w:tcPr>
           <w:p>
             <w:pPr>
               <w:spacing w:after="20"/>
             </w:pPr>
-            <w:r/>
             <w:r>
               <w:rPr>
                 <w:b w:val="0"/>
@@ -125,13 +121,12 @@
         </w:tc>
         <w:tc>
           <w:tcPr>
-            <w:tcW w:type="dxa" w:w="3969"/>
+            <w:tcW w:type="dxa" w:w="4252"/>
           </w:tcPr>
           <w:p>
             <w:pPr>
               <w:spacing w:after="20"/>
             </w:pPr>
-            <w:r/>
             <w:r>
               <w:rPr>
                 <w:b w:val="0"/>
@@ -142,13 +137,12 @@
         </w:tc>
         <w:tc>
           <w:tcPr>
-            <w:tcW w:type="dxa" w:w="3685"/>
+            <w:tcW w:type="dxa" w:w="3515"/>
           </w:tcPr>
           <w:p>
             <w:pPr>
               <w:spacing w:after="20"/>
             </w:pPr>
-            <w:r/>
             <w:r>
               <w:rPr>
                 <w:b w:val="0"/>
@@ -161,13 +155,12 @@
       <w:tr>
         <w:tc>
           <w:tcPr>
-            <w:tcW w:type="dxa" w:w="1984"/>
+            <w:tcW w:type="dxa" w:w="1871"/>
           </w:tcPr>
           <w:p>
             <w:pPr>
               <w:spacing w:after="20"/>
             </w:pPr>
-            <w:r/>
             <w:r>
               <w:rPr>
                 <w:b w:val="0"/>
@@ -178,13 +171,12 @@
         </w:tc>
         <w:tc>
           <w:tcPr>
-            <w:tcW w:type="dxa" w:w="3969"/>
+            <w:tcW w:type="dxa" w:w="4252"/>
           </w:tcPr>
           <w:p>
             <w:pPr>
               <w:spacing w:after="20"/>
             </w:pPr>
-            <w:r/>
             <w:r>
               <w:rPr>
                 <w:b w:val="0"/>
@@ -195,13 +187,12 @@
         </w:tc>
         <w:tc>
           <w:tcPr>
-            <w:tcW w:type="dxa" w:w="3685"/>
+            <w:tcW w:type="dxa" w:w="3515"/>
           </w:tcPr>
           <w:p>
             <w:pPr>
               <w:spacing w:after="20"/>
             </w:pPr>
-            <w:r/>
             <w:r>
               <w:rPr>
                 <w:b w:val="0"/>
@@ -214,13 +205,12 @@
       <w:tr>
         <w:tc>
           <w:tcPr>
-            <w:tcW w:type="dxa" w:w="1984"/>
+            <w:tcW w:type="dxa" w:w="1871"/>
           </w:tcPr>
           <w:p>
             <w:pPr>
               <w:spacing w:after="20"/>
             </w:pPr>
-            <w:r/>
             <w:r>
               <w:rPr>
                 <w:b w:val="0"/>
@@ -231,13 +221,12 @@
         </w:tc>
         <w:tc>
           <w:tcPr>
-            <w:tcW w:type="dxa" w:w="3969"/>
+            <w:tcW w:type="dxa" w:w="4252"/>
           </w:tcPr>
           <w:p>
             <w:pPr>
               <w:spacing w:after="20"/>
             </w:pPr>
-            <w:r/>
             <w:r>
               <w:rPr>
                 <w:b w:val="0"/>
@@ -248,13 +237,12 @@
         </w:tc>
         <w:tc>
           <w:tcPr>
-            <w:tcW w:type="dxa" w:w="3685"/>
+            <w:tcW w:type="dxa" w:w="3515"/>
           </w:tcPr>
           <w:p>
             <w:pPr>
               <w:spacing w:after="20"/>
             </w:pPr>
-            <w:r/>
             <w:r>
               <w:rPr>
                 <w:b w:val="0"/>
@@ -267,13 +255,12 @@
       <w:tr>
         <w:tc>
           <w:tcPr>
-            <w:tcW w:type="dxa" w:w="1984"/>
+            <w:tcW w:type="dxa" w:w="1871"/>
           </w:tcPr>
           <w:p>
             <w:pPr>
               <w:spacing w:after="20"/>
             </w:pPr>
-            <w:r/>
             <w:r>
               <w:rPr>
                 <w:b w:val="0"/>
@@ -284,13 +271,12 @@
         </w:tc>
         <w:tc>
           <w:tcPr>
-            <w:tcW w:type="dxa" w:w="3969"/>
+            <w:tcW w:type="dxa" w:w="4252"/>
           </w:tcPr>
           <w:p>
             <w:pPr>
               <w:spacing w:after="20"/>
             </w:pPr>
-            <w:r/>
             <w:r>
               <w:rPr>
                 <w:b w:val="0"/>
@@ -301,13 +287,12 @@
         </w:tc>
         <w:tc>
           <w:tcPr>
-            <w:tcW w:type="dxa" w:w="3685"/>
+            <w:tcW w:type="dxa" w:w="3515"/>
           </w:tcPr>
           <w:p>
             <w:pPr>
               <w:spacing w:after="20"/>
             </w:pPr>
-            <w:r/>
             <w:r>
               <w:rPr>
                 <w:b w:val="0"/>
@@ -320,13 +305,12 @@
       <w:tr>
         <w:tc>
           <w:tcPr>
-            <w:tcW w:type="dxa" w:w="1984"/>
+            <w:tcW w:type="dxa" w:w="1871"/>
           </w:tcPr>
           <w:p>
             <w:pPr>
               <w:spacing w:after="20"/>
             </w:pPr>
-            <w:r/>
             <w:r>
               <w:rPr>
                 <w:b w:val="0"/>
@@ -337,13 +321,12 @@
         </w:tc>
         <w:tc>
           <w:tcPr>
-            <w:tcW w:type="dxa" w:w="3969"/>
+            <w:tcW w:type="dxa" w:w="4252"/>
           </w:tcPr>
           <w:p>
             <w:pPr>
               <w:spacing w:after="20"/>
             </w:pPr>
-            <w:r/>
             <w:r>
               <w:rPr>
                 <w:b w:val="0"/>
@@ -354,13 +337,12 @@
         </w:tc>
         <w:tc>
           <w:tcPr>
-            <w:tcW w:type="dxa" w:w="3685"/>
+            <w:tcW w:type="dxa" w:w="3515"/>
           </w:tcPr>
           <w:p>
             <w:pPr>
               <w:spacing w:after="20"/>
             </w:pPr>
-            <w:r/>
             <w:r>
               <w:rPr>
                 <w:b w:val="0"/>
@@ -373,13 +355,12 @@
       <w:tr>
         <w:tc>
           <w:tcPr>
-            <w:tcW w:type="dxa" w:w="1984"/>
+            <w:tcW w:type="dxa" w:w="1871"/>
           </w:tcPr>
           <w:p>
             <w:pPr>
               <w:spacing w:after="20"/>
             </w:pPr>
-            <w:r/>
             <w:r>
               <w:rPr>
                 <w:b w:val="0"/>
@@ -390,13 +371,12 @@
         </w:tc>
         <w:tc>
           <w:tcPr>
-            <w:tcW w:type="dxa" w:w="3969"/>
+            <w:tcW w:type="dxa" w:w="4252"/>
           </w:tcPr>
           <w:p>
             <w:pPr>
               <w:spacing w:after="20"/>
             </w:pPr>
-            <w:r/>
             <w:r>
               <w:rPr>
                 <w:b w:val="0"/>
@@ -407,13 +387,12 @@
         </w:tc>
         <w:tc>
           <w:tcPr>
-            <w:tcW w:type="dxa" w:w="3685"/>
+            <w:tcW w:type="dxa" w:w="3515"/>
           </w:tcPr>
           <w:p>
             <w:pPr>
               <w:spacing w:after="20"/>
             </w:pPr>
-            <w:r/>
             <w:r>
               <w:rPr>
                 <w:b w:val="0"/>
@@ -426,13 +405,12 @@
       <w:tr>
         <w:tc>
           <w:tcPr>
-            <w:tcW w:type="dxa" w:w="1984"/>
+            <w:tcW w:type="dxa" w:w="1871"/>
           </w:tcPr>
           <w:p>
             <w:pPr>
               <w:spacing w:after="20"/>
             </w:pPr>
-            <w:r/>
             <w:r>
               <w:rPr>
                 <w:b w:val="0"/>
@@ -443,13 +421,12 @@
         </w:tc>
         <w:tc>
           <w:tcPr>
-            <w:tcW w:type="dxa" w:w="3969"/>
+            <w:tcW w:type="dxa" w:w="4252"/>
           </w:tcPr>
           <w:p>
             <w:pPr>
               <w:spacing w:after="20"/>
             </w:pPr>
-            <w:r/>
             <w:r>
               <w:rPr>
                 <w:b w:val="0"/>
@@ -460,18 +437,17 @@
         </w:tc>
         <w:tc>
           <w:tcPr>
-            <w:tcW w:type="dxa" w:w="3685"/>
+            <w:tcW w:type="dxa" w:w="3515"/>
           </w:tcPr>
           <w:p>
             <w:pPr>
               <w:spacing w:after="20"/>
             </w:pPr>
-            <w:r/>
             <w:r>
               <w:rPr>
                 <w:b w:val="0"/>
               </w:rPr>
-              <w:t>e-PAN, GST, Certificate of Incorporation</w:t>
+              <w:t>e-PAN, GST, Certificate of Incorporation, Udyam</w:t>
             </w:r>
           </w:p>
         </w:tc>
@@ -479,13 +455,12 @@
       <w:tr>
         <w:tc>
           <w:tcPr>
-            <w:tcW w:type="dxa" w:w="1984"/>
+            <w:tcW w:type="dxa" w:w="1871"/>
           </w:tcPr>
           <w:p>
             <w:pPr>
               <w:spacing w:after="20"/>
             </w:pPr>
-            <w:r/>
             <w:r>
               <w:rPr>
                 <w:b w:val="0"/>
@@ -496,13 +471,12 @@
         </w:tc>
         <w:tc>
           <w:tcPr>
-            <w:tcW w:type="dxa" w:w="3969"/>
+            <w:tcW w:type="dxa" w:w="4252"/>
           </w:tcPr>
           <w:p>
             <w:pPr>
               <w:spacing w:after="20"/>
             </w:pPr>
-            <w:r/>
             <w:r>
               <w:rPr>
                 <w:b w:val="0"/>
@@ -513,18 +487,17 @@
         </w:tc>
         <w:tc>
           <w:tcPr>
-            <w:tcW w:type="dxa" w:w="3685"/>
+            <w:tcW w:type="dxa" w:w="3515"/>
           </w:tcPr>
           <w:p>
             <w:pPr>
               <w:spacing w:after="20"/>
             </w:pPr>
-            <w:r/>
             <w:r>
               <w:rPr>
                 <w:b w:val="0"/>
               </w:rPr>
-              <w:t>GST Annexure B (IMG_20210406_0003.pdf)</w:t>
+              <w:t>GST Annexure B (IMG_20210406_0003.pdf); signs the cancelled cheque as Director</w:t>
             </w:r>
           </w:p>
         </w:tc>
@@ -532,13 +505,12 @@
       <w:tr>
         <w:tc>
           <w:tcPr>
-            <w:tcW w:type="dxa" w:w="1984"/>
+            <w:tcW w:type="dxa" w:w="1871"/>
           </w:tcPr>
           <w:p>
             <w:pPr>
               <w:spacing w:after="20"/>
             </w:pPr>
-            <w:r/>
             <w:r>
               <w:rPr>
                 <w:b w:val="0"/>
@@ -549,35 +521,39 @@
         </w:tc>
         <w:tc>
           <w:tcPr>
-            <w:tcW w:type="dxa" w:w="3969"/>
+            <w:tcW w:type="dxa" w:w="4252"/>
           </w:tcPr>
           <w:p>
             <w:pPr>
               <w:spacing w:after="20"/>
             </w:pPr>
-            <w:r/>
             <w:r>
               <w:rPr>
                 <w:b w:val="0"/>
               </w:rPr>
-              <w:t>12024033000055 (State licence, Manufacturer – General Manufacturing)</w:t>
+              <w:t xml:space="preserve">12024033000055, State licence, Manufacturer – General Manufacturing. Renewed 22-01-2026, </w:t>
+            </w:r>
+            <w:r>
+              <w:rPr>
+                <w:b/>
+              </w:rPr>
+              <w:t>valid up to 02-02-2027</w:t>
             </w:r>
           </w:p>
         </w:tc>
         <w:tc>
           <w:tcPr>
-            <w:tcW w:type="dxa" w:w="3685"/>
+            <w:tcW w:type="dxa" w:w="3515"/>
           </w:tcPr>
           <w:p>
             <w:pPr>
               <w:spacing w:after="20"/>
             </w:pPr>
-            <w:r/>
             <w:r>
               <w:rPr>
                 <w:b w:val="0"/>
               </w:rPr>
-              <w:t>food license_240407_142643.pdf</w:t>
+              <w:t>FSSAI Licence - Renewed 2026-27.pdf</w:t>
             </w:r>
           </w:p>
         </w:tc>
@@ -585,52 +561,61 @@
       <w:tr>
         <w:tc>
           <w:tcPr>
-            <w:tcW w:type="dxa" w:w="1984"/>
+            <w:tcW w:type="dxa" w:w="1871"/>
           </w:tcPr>
           <w:p>
             <w:pPr>
               <w:spacing w:after="20"/>
             </w:pPr>
-            <w:r/>
             <w:r>
               <w:rPr>
                 <w:b w:val="0"/>
               </w:rPr>
-              <w:t>Company e-mail</w:t>
+              <w:t>MSME (Udyam)</w:t>
             </w:r>
           </w:p>
         </w:tc>
         <w:tc>
           <w:tcPr>
-            <w:tcW w:type="dxa" w:w="3969"/>
+            <w:tcW w:type="dxa" w:w="4252"/>
           </w:tcPr>
           <w:p>
             <w:pPr>
               <w:spacing w:after="20"/>
             </w:pPr>
-            <w:r/>
             <w:r>
               <w:rPr>
                 <w:b w:val="0"/>
               </w:rPr>
-              <w:t>info@joesjyotiservicespvt.ltd</w:t>
+              <w:t xml:space="preserve">UDYAM-OD-19-0057563, </w:t>
+            </w:r>
+            <w:r>
+              <w:rPr>
+                <w:b/>
+              </w:rPr>
+              <w:t>Micro</w:t>
+            </w:r>
+            <w:r>
+              <w:rPr>
+                <w:b w:val="0"/>
+              </w:rPr>
+              <w:t xml:space="preserve"> enterprise, Services (NIC 56303 – fruit juice bars), registered 27-10-2023</w:t>
             </w:r>
           </w:p>
         </w:tc>
         <w:tc>
           <w:tcPr>
-            <w:tcW w:type="dxa" w:w="3685"/>
+            <w:tcW w:type="dxa" w:w="3515"/>
           </w:tcPr>
           <w:p>
             <w:pPr>
               <w:spacing w:after="20"/>
             </w:pPr>
-            <w:r/>
             <w:r>
               <w:rPr>
                 <w:b w:val="0"/>
               </w:rPr>
-              <w:t>The address Mayfair wrote to</w:t>
+              <w:t>Udyam Registration Certificate.pdf</w:t>
             </w:r>
           </w:p>
         </w:tc>
@@ -638,10 +623,12 @@
       <w:tr>
         <w:tc>
           <w:tcPr>
-            <w:tcW w:type="dxa" w:w="1984"/>
+            <w:tcW w:type="dxa" w:w="1871"/>
           </w:tcPr>
           <w:p>
-            <w:r/>
+            <w:pPr>
+              <w:spacing w:after="20"/>
+            </w:pPr>
             <w:r>
               <w:rPr>
                 <w:b w:val="0"/>
@@ -652,10 +639,12 @@
         </w:tc>
         <w:tc>
           <w:tcPr>
-            <w:tcW w:type="dxa" w:w="3969"/>
+            <w:tcW w:type="dxa" w:w="4252"/>
           </w:tcPr>
           <w:p>
-            <w:r/>
+            <w:pPr>
+              <w:spacing w:after="20"/>
+            </w:pPr>
             <w:r>
               <w:rPr>
                 <w:b w:val="0"/>
@@ -666,10 +655,12 @@
         </w:tc>
         <w:tc>
           <w:tcPr>
-            <w:tcW w:type="dxa" w:w="3685"/>
+            <w:tcW w:type="dxa" w:w="3515"/>
           </w:tcPr>
           <w:p>
-            <w:r/>
+            <w:pPr>
+              <w:spacing w:after="20"/>
+            </w:pPr>
             <w:r>
               <w:rPr>
                 <w:b w:val="0"/>
@@ -682,10 +673,12 @@
       <w:tr>
         <w:tc>
           <w:tcPr>
-            <w:tcW w:type="dxa" w:w="1984"/>
+            <w:tcW w:type="dxa" w:w="1871"/>
           </w:tcPr>
           <w:p>
-            <w:r/>
+            <w:pPr>
+              <w:spacing w:after="20"/>
+            </w:pPr>
             <w:r>
               <w:rPr>
                 <w:b w:val="0"/>
@@ -696,10 +689,12 @@
         </w:tc>
         <w:tc>
           <w:tcPr>
-            <w:tcW w:type="dxa" w:w="3969"/>
+            <w:tcW w:type="dxa" w:w="4252"/>
           </w:tcPr>
           <w:p>
-            <w:r/>
+            <w:pPr>
+              <w:spacing w:after="20"/>
+            </w:pPr>
             <w:r>
               <w:rPr>
                 <w:b w:val="0"/>
@@ -710,15 +705,67 @@
         </w:tc>
         <w:tc>
           <w:tcPr>
-            <w:tcW w:type="dxa" w:w="3685"/>
+            <w:tcW w:type="dxa" w:w="3515"/>
           </w:tcPr>
           <w:p>
-            <w:r/>
+            <w:pPr>
+              <w:spacing w:after="20"/>
+            </w:pPr>
             <w:r>
               <w:rPr>
                 <w:b w:val="0"/>
               </w:rPr>
               <w:t>Cancelled cheque</w:t>
+            </w:r>
+          </w:p>
+        </w:tc>
+      </w:tr>
+      <w:tr>
+        <w:tc>
+          <w:tcPr>
+            <w:tcW w:type="dxa" w:w="1871"/>
+          </w:tcPr>
+          <w:p>
+            <w:pPr>
+              <w:spacing w:after="20"/>
+            </w:pPr>
+            <w:r>
+              <w:rPr>
+                <w:b w:val="0"/>
+              </w:rPr>
+              <w:t>Company e-mail</w:t>
+            </w:r>
+          </w:p>
+        </w:tc>
+        <w:tc>
+          <w:tcPr>
+            <w:tcW w:type="dxa" w:w="4252"/>
+          </w:tcPr>
+          <w:p>
+            <w:pPr>
+              <w:spacing w:after="20"/>
+            </w:pPr>
+            <w:r>
+              <w:rPr>
+                <w:b w:val="0"/>
+              </w:rPr>
+              <w:t>info@joesjyotiservicespvt.ltd</w:t>
+            </w:r>
+          </w:p>
+        </w:tc>
+        <w:tc>
+          <w:tcPr>
+            <w:tcW w:type="dxa" w:w="3515"/>
+          </w:tcPr>
+          <w:p>
+            <w:pPr>
+              <w:spacing w:after="20"/>
+            </w:pPr>
+            <w:r>
+              <w:rPr>
+                <w:b w:val="0"/>
+              </w:rPr>
+              <w:t>The address Mayfair wrote to</w:t>
             </w:r>
           </w:p>
         </w:tc>
@@ -758,7 +805,6 @@
             <w:pPr>
               <w:spacing w:after="20"/>
             </w:pPr>
-            <w:r/>
             <w:r>
               <w:rPr>
                 <w:b/>
@@ -777,7 +823,6 @@
             <w:pPr>
               <w:spacing w:after="20"/>
             </w:pPr>
-            <w:r/>
             <w:r>
               <w:rPr>
                 <w:b/>
@@ -796,7 +841,6 @@
             <w:pPr>
               <w:spacing w:after="20"/>
             </w:pPr>
-            <w:r/>
             <w:r>
               <w:rPr>
                 <w:b/>
@@ -815,7 +859,6 @@
             <w:pPr>
               <w:spacing w:after="20"/>
             </w:pPr>
-            <w:r/>
             <w:r>
               <w:rPr>
                 <w:b/>
@@ -835,7 +878,6 @@
             <w:pPr>
               <w:spacing w:after="20"/>
             </w:pPr>
-            <w:r/>
             <w:r>
               <w:rPr>
                 <w:b w:val="0"/>
@@ -852,7 +894,6 @@
             <w:pPr>
               <w:spacing w:after="20"/>
             </w:pPr>
-            <w:r/>
             <w:r>
               <w:rPr>
                 <w:b w:val="0"/>
@@ -866,18 +907,20 @@
             <w:tcW w:type="dxa" w:w="4422"/>
           </w:tcPr>
           <w:p>
-            <w:r/>
+            <w:pPr>
+              <w:spacing w:after="20"/>
+            </w:pPr>
             <w:r>
               <w:rPr>
                 <w:b w:val="0"/>
               </w:rPr>
-              <w:t xml:space="preserve">Filled in, including bank details from the cancelled cheque (Current Account ticked, based on the account code "CANOR" printed on the cheque). </w:t>
+              <w:t xml:space="preserve">Filled in, including bank details (Current Account ticked, based on the account code “CANOR” printed on the cheque) and MSME details. </w:t>
             </w:r>
             <w:r>
               <w:rPr>
                 <w:b/>
               </w:rPr>
-              <w:t>Phone, ESIC, MSME no., payment/delivery terms and E-invoice are still blank.</w:t>
+              <w:t>Phone, ESIC, payment/delivery terms and E-invoice are still blank.</w:t>
             </w:r>
           </w:p>
         </w:tc>
@@ -889,7 +932,6 @@
             <w:pPr>
               <w:spacing w:after="20"/>
             </w:pPr>
-            <w:r/>
             <w:r>
               <w:rPr>
                 <w:b w:val="0"/>
@@ -908,7 +950,6 @@
             <w:pPr>
               <w:spacing w:after="20"/>
             </w:pPr>
-            <w:r/>
             <w:r>
               <w:rPr>
                 <w:b w:val="0"/>
@@ -925,7 +966,6 @@
             <w:pPr>
               <w:spacing w:after="20"/>
             </w:pPr>
-            <w:r/>
             <w:r>
               <w:rPr>
                 <w:b w:val="0"/>
@@ -942,7 +982,6 @@
             <w:pPr>
               <w:spacing w:after="20"/>
             </w:pPr>
-            <w:r/>
             <w:r>
               <w:rPr>
                 <w:b w:val="0"/>
@@ -959,7 +998,6 @@
             <w:pPr>
               <w:spacing w:after="20"/>
             </w:pPr>
-            <w:r/>
             <w:r>
               <w:rPr>
                 <w:b w:val="0"/>
@@ -978,7 +1016,6 @@
             <w:pPr>
               <w:spacing w:after="20"/>
             </w:pPr>
-            <w:r/>
             <w:r>
               <w:rPr>
                 <w:b w:val="0"/>
@@ -995,7 +1032,6 @@
             <w:pPr>
               <w:spacing w:after="20"/>
             </w:pPr>
-            <w:r/>
             <w:r>
               <w:rPr>
                 <w:b w:val="0"/>
@@ -1009,21 +1045,26 @@
             <w:tcW w:type="dxa" w:w="4422"/>
           </w:tcPr>
           <w:p>
-            <w:r/>
+            <w:pPr>
+              <w:spacing w:after="20"/>
+            </w:pPr>
             <w:r>
               <w:rPr>
                 <w:b w:val="0"/>
               </w:rPr>
-              <w:t xml:space="preserve">Form filled as asked. </w:t>
+              <w:t xml:space="preserve">Registered. Send the GST certificate. The “not registered” declaration was filled in as asked, but </w:t>
             </w:r>
             <w:r>
               <w:rPr>
                 <w:b/>
               </w:rPr>
-              <w:t xml:space="preserve">⚠ Do not sign or send it while GSTIN 21AAECJ4555G1ZT is active. </w:t>
+              <w:t>⚠ do not sign or send it while GSTIN 21AAECJ4555G1ZT is active</w:t>
             </w:r>
             <w:r>
-              <w:t>It declares the company is not required to register for GST, which contradicts the GST certificate. Send the GST certificate instead, unless the registration has been cancelled.</w:t>
+              <w:rPr>
+                <w:b w:val="0"/>
+              </w:rPr>
+              <w:t>: it contradicts the GST certificate.</w:t>
             </w:r>
           </w:p>
         </w:tc>
@@ -1032,9 +1073,14 @@
             <w:tcW w:type="dxa" w:w="2835"/>
           </w:tcPr>
           <w:p>
-            <w:r/>
+            <w:pPr>
+              <w:spacing w:after="20"/>
+            </w:pPr>
             <w:r>
-              <w:t>IMG_20210406_0001.pdf (GST REG-06) + IMG_20210406_0003.pdf (Annexure B). Only if GST is cancelled: GST Declaration (Not Registered) - Joes Jyoti Services.docx</w:t>
+              <w:rPr>
+                <w:b w:val="0"/>
+              </w:rPr>
+              <w:t>IMG_20210406_0001.pdf (GST REG-06) + IMG_20210406_0003.pdf (Annexure B)</w:t>
             </w:r>
           </w:p>
         </w:tc>
@@ -1048,7 +1094,6 @@
             <w:pPr>
               <w:spacing w:after="20"/>
             </w:pPr>
-            <w:r/>
             <w:r>
               <w:rPr>
                 <w:b w:val="0"/>
@@ -1065,7 +1110,6 @@
             <w:pPr>
               <w:spacing w:after="20"/>
             </w:pPr>
-            <w:r/>
             <w:r>
               <w:rPr>
                 <w:b w:val="0"/>
@@ -1082,7 +1126,6 @@
             <w:pPr>
               <w:spacing w:after="20"/>
             </w:pPr>
-            <w:r/>
             <w:r>
               <w:rPr>
                 <w:b w:val="0"/>
@@ -1099,7 +1142,6 @@
             <w:pPr>
               <w:spacing w:after="20"/>
             </w:pPr>
-            <w:r/>
             <w:r>
               <w:rPr>
                 <w:b w:val="0"/>
@@ -1118,7 +1160,6 @@
             <w:pPr>
               <w:spacing w:after="20"/>
             </w:pPr>
-            <w:r/>
             <w:r>
               <w:rPr>
                 <w:b w:val="0"/>
@@ -1135,12 +1176,11 @@
             <w:pPr>
               <w:spacing w:after="20"/>
             </w:pPr>
-            <w:r/>
             <w:r>
               <w:rPr>
                 <w:b w:val="0"/>
               </w:rPr>
-              <w:t>MSME certificate / declaration</w:t>
+              <w:t>MSME certificate</w:t>
             </w:r>
           </w:p>
         </w:tc>
@@ -1152,30 +1192,17 @@
             <w:pPr>
               <w:spacing w:after="20"/>
             </w:pPr>
-            <w:r/>
             <w:r>
               <w:rPr>
                 <w:b/>
               </w:rPr>
-              <w:t>No MSME/Udyam certificate was found in the repo.</w:t>
+              <w:t>Registered (Micro).</w:t>
             </w:r>
             <w:r>
               <w:rPr>
                 <w:b w:val="0"/>
               </w:rPr>
-              <w:t xml:space="preserve"> A “not registered” declaration is filled in. Send it </w:t>
-            </w:r>
-            <w:r>
-              <w:rPr>
-                <w:b/>
-              </w:rPr>
-              <w:t>only if the company has no Udyam registration</w:t>
-            </w:r>
-            <w:r>
-              <w:rPr>
-                <w:b w:val="0"/>
-              </w:rPr>
-              <w:t>. If it does, send the Udyam certificate and enter the number in the form (rows 44 and 48).</w:t>
+              <w:t xml:space="preserve"> Send the Udyam certificate. The “not registered” declaration has been removed because it would be false.</w:t>
             </w:r>
           </w:p>
         </w:tc>
@@ -1187,12 +1214,11 @@
             <w:pPr>
               <w:spacing w:after="20"/>
             </w:pPr>
-            <w:r/>
             <w:r>
               <w:rPr>
                 <w:b w:val="0"/>
               </w:rPr>
-              <w:t>MSME Declaration (Not Registered) - Joes Jyoti Services.docx</w:t>
+              <w:t>Udyam Registration Certificate.pdf</w:t>
             </w:r>
           </w:p>
         </w:tc>
@@ -1206,7 +1232,6 @@
             <w:pPr>
               <w:spacing w:after="20"/>
             </w:pPr>
-            <w:r/>
             <w:r>
               <w:rPr>
                 <w:b w:val="0"/>
@@ -1223,7 +1248,6 @@
             <w:pPr>
               <w:spacing w:after="20"/>
             </w:pPr>
-            <w:r/>
             <w:r>
               <w:rPr>
                 <w:b w:val="0"/>
@@ -1240,18 +1264,17 @@
             <w:pPr>
               <w:spacing w:after="20"/>
             </w:pPr>
-            <w:r/>
             <w:r>
               <w:rPr>
                 <w:b/>
               </w:rPr>
-              <w:t>⚠ The licence in the repo expired on 02-02-2025.</w:t>
+              <w:t>Valid.</w:t>
             </w:r>
             <w:r>
               <w:rPr>
                 <w:b w:val="0"/>
               </w:rPr>
-              <w:t xml:space="preserve"> Get the renewed licence from FoSCoS and send that instead.</w:t>
+              <w:t xml:space="preserve"> Renewed 22-01-2026, valid up to 02-02-2027. The file is a photo of page 1 only (no annexures).</w:t>
             </w:r>
           </w:p>
         </w:tc>
@@ -1263,12 +1286,11 @@
             <w:pPr>
               <w:spacing w:after="20"/>
             </w:pPr>
-            <w:r/>
             <w:r>
               <w:rPr>
                 <w:b w:val="0"/>
               </w:rPr>
-              <w:t>food license_240407_142643.pdf (expired copy)</w:t>
+              <w:t>FSSAI Licence - Renewed 2026-27.pdf</w:t>
             </w:r>
           </w:p>
         </w:tc>
@@ -1282,7 +1304,6 @@
             <w:pPr>
               <w:spacing w:after="20"/>
             </w:pPr>
-            <w:r/>
             <w:r>
               <w:rPr>
                 <w:b w:val="0"/>
@@ -1299,7 +1320,6 @@
             <w:pPr>
               <w:spacing w:after="20"/>
             </w:pPr>
-            <w:r/>
             <w:r>
               <w:rPr>
                 <w:b w:val="0"/>
@@ -1313,7 +1333,9 @@
             <w:tcW w:type="dxa" w:w="4422"/>
           </w:tcPr>
           <w:p>
-            <w:r/>
+            <w:pPr>
+              <w:spacing w:after="20"/>
+            </w:pPr>
             <w:r>
               <w:rPr>
                 <w:b w:val="0"/>
@@ -1327,7 +1349,9 @@
             <w:tcW w:type="dxa" w:w="2835"/>
           </w:tcPr>
           <w:p>
-            <w:r/>
+            <w:pPr>
+              <w:spacing w:after="20"/>
+            </w:pPr>
             <w:r>
               <w:rPr>
                 <w:b w:val="0"/>
@@ -1346,7 +1370,6 @@
             <w:pPr>
               <w:spacing w:after="20"/>
             </w:pPr>
-            <w:r/>
             <w:r>
               <w:rPr>
                 <w:b w:val="0"/>
@@ -1363,7 +1386,6 @@
             <w:pPr>
               <w:spacing w:after="20"/>
             </w:pPr>
-            <w:r/>
             <w:r>
               <w:rPr>
                 <w:b w:val="0"/>
@@ -1380,7 +1402,6 @@
             <w:pPr>
               <w:spacing w:after="20"/>
             </w:pPr>
-            <w:r/>
             <w:r>
               <w:rPr>
                 <w:b w:val="0"/>
@@ -1409,7 +1430,6 @@
             <w:pPr>
               <w:spacing w:after="20"/>
             </w:pPr>
-            <w:r/>
             <w:r>
               <w:rPr>
                 <w:b w:val="0"/>
@@ -1428,7 +1448,6 @@
             <w:pPr>
               <w:spacing w:after="20"/>
             </w:pPr>
-            <w:r/>
             <w:r>
               <w:rPr>
                 <w:b w:val="0"/>
@@ -1445,7 +1464,6 @@
             <w:pPr>
               <w:spacing w:after="20"/>
             </w:pPr>
-            <w:r/>
             <w:r>
               <w:rPr>
                 <w:b w:val="0"/>
@@ -1462,7 +1480,6 @@
             <w:pPr>
               <w:spacing w:after="20"/>
             </w:pPr>
-            <w:r/>
             <w:r>
               <w:rPr>
                 <w:b w:val="0"/>
@@ -1479,7 +1496,6 @@
             <w:pPr>
               <w:spacing w:after="20"/>
             </w:pPr>
-            <w:r/>
             <w:r>
               <w:rPr>
                 <w:b w:val="0"/>
@@ -1496,41 +1512,7 @@
         <w:pStyle w:val="Heading2"/>
       </w:pPr>
       <w:r>
-        <w:t>Still needed from the company before sending</w:t>
-      </w:r>
-    </w:p>
-    <w:p>
-      <w:pPr>
-        <w:pStyle w:val="ListNumber"/>
-      </w:pPr>
-      <w:r>
-        <w:rPr>
-          <w:b/>
-        </w:rPr>
-        <w:t>Renewed FSSAI licence.</w:t>
-      </w:r>
-      <w:r>
-        <w:rPr>
-          <w:b w:val="0"/>
-        </w:rPr>
-        <w:t xml:space="preserve"> The copy on file was valid only until 02-02-2025. Also, the licensed premises (MIG-II, 7/2, Housing Board Colony, Chandrasekharpur, 751016) differ from the registered office. Check that the renewal covers the premises you will supply from.</w:t>
-      </w:r>
-    </w:p>
-    <w:p>
-      <w:pPr>
-        <w:pStyle w:val="ListNumber"/>
-      </w:pPr>
-      <w:r>
-        <w:rPr>
-          <w:b/>
-        </w:rPr>
-        <w:t>MSME / Udyam status:</w:t>
-      </w:r>
-      <w:r>
-        <w:rPr>
-          <w:b w:val="0"/>
-        </w:rPr>
-        <w:t xml:space="preserve"> registered (send the certificate and number) or not registered (send the declaration).</w:t>
+        <w:t>Still needed before sending</w:t>
       </w:r>
     </w:p>
     <w:p>
@@ -1564,7 +1546,31 @@
         <w:rPr>
           <w:b w:val="0"/>
         </w:rPr>
-        <w:t xml:space="preserve"> for the form (row 15). None is on the company documents. The FSSAI licence lists Esther Digal’s mobile as 8763464919 (as of 2024); use it only if it is still current.</w:t>
+        <w:t xml:space="preserve"> for the form (row 15). The documents show two different mobiles: </w:t>
+      </w:r>
+      <w:r>
+        <w:rPr>
+          <w:b/>
+        </w:rPr>
+        <w:t>8280914586</w:t>
+      </w:r>
+      <w:r>
+        <w:rPr>
+          <w:b w:val="0"/>
+        </w:rPr>
+        <w:t xml:space="preserve"> (Udyam, 2023) and </w:t>
+      </w:r>
+      <w:r>
+        <w:rPr>
+          <w:b/>
+        </w:rPr>
+        <w:t>8763464919</w:t>
+      </w:r>
+      <w:r>
+        <w:rPr>
+          <w:b w:val="0"/>
+        </w:rPr>
+        <w:t xml:space="preserve"> (Esther Digal, FSSAI 2024). Confirm which one is current.</w:t>
       </w:r>
     </w:p>
     <w:p>
@@ -1609,9 +1615,70 @@
         <w:rPr>
           <w:b/>
         </w:rPr>
+        <w:t>Udyam certificate check.</w:t>
+      </w:r>
+      <w:r>
+        <w:rPr>
+          <w:b w:val="0"/>
+        </w:rPr>
+        <w:t xml:space="preserve"> The print is dated 27-10-2023 and shows only the 2023-24 classification. It also gives the date of incorporation as </w:t>
+      </w:r>
+      <w:r>
+        <w:rPr>
+          <w:b/>
+        </w:rPr>
+        <w:t>29/07/2019</w:t>
+      </w:r>
+      <w:r>
+        <w:rPr>
+          <w:b w:val="0"/>
+        </w:rPr>
+        <w:t xml:space="preserve">, whereas the Certificate of Incorporation says </w:t>
+      </w:r>
+      <w:r>
+        <w:rPr>
+          <w:b/>
+        </w:rPr>
+        <w:t>29-01-2019</w:t>
+      </w:r>
+      <w:r>
+        <w:rPr>
+          <w:b w:val="0"/>
+        </w:rPr>
+        <w:t>. Consider downloading a fresh print from udyamregistration.gov.in and correcting the date on the portal if it is wrong.</w:t>
+      </w:r>
+    </w:p>
+    <w:p>
+      <w:pPr>
+        <w:pStyle w:val="ListNumber"/>
+      </w:pPr>
+      <w:r>
+        <w:rPr>
+          <w:b/>
+        </w:rPr>
+        <w:t>FSSAI licensed premises</w:t>
+      </w:r>
+      <w:r>
+        <w:rPr>
+          <w:b w:val="0"/>
+        </w:rPr>
+        <w:t xml:space="preserve"> are MIG-II, 7/2, Housing Board Colony, Chandrasekharpur – 751016, not the registered office. Make sure that is where you supply Mayfair from.</w:t>
+      </w:r>
+    </w:p>
+    <w:p>
+      <w:pPr>
+        <w:pStyle w:val="ListNumber"/>
+      </w:pPr>
+      <w:r>
+        <w:rPr>
+          <w:b/>
+        </w:rPr>
         <w:t>Confirm the signatory.</w:t>
       </w:r>
       <w:r>
+        <w:rPr>
+          <w:b w:val="0"/>
+        </w:rPr>
         <w:t xml:space="preserve"> All declarations name </w:t>
       </w:r>
       <w:r>
@@ -1621,6 +1688,9 @@
         <w:t>Esther Digal, Director</w:t>
       </w:r>
       <w:r>
+        <w:rPr>
+          <w:b w:val="0"/>
+        </w:rPr>
         <w:t>. She is the only director on the GST record and signs the cancelled cheque as Director. Change this if someone else signs.</w:t>
       </w:r>
     </w:p>
@@ -1632,7 +1702,7 @@
         <w:rPr>
           <w:b w:val="0"/>
         </w:rPr>
-        <w:t xml:space="preserve">Print the 206AB, MSME and PAN–Aadhaar declarations </w:t>
+        <w:t xml:space="preserve">Print the 206AB and PAN–Aadhaar declarations </w:t>
       </w:r>
       <w:r>
         <w:rPr>
@@ -1644,7 +1714,7 @@
         <w:rPr>
           <w:b w:val="0"/>
         </w:rPr>
-        <w:t>, then sign and stamp them. Sign and stamp the vendor form too. All declarations are dated 30-09-2026; change the date if they are signed later.</w:t>
+        <w:t>, then sign and stamp them. Sign and stamp the vendor form too. Declarations are dated 30-09-2026; change the date if they are signed later.</w:t>
       </w:r>
     </w:p>
     <w:p>
@@ -1652,7 +1722,7 @@
         <w:pStyle w:val="Heading2"/>
       </w:pPr>
       <w:r>
-        <w:t>Draft reply e-mail (send once the items above are done)</w:t>
+        <w:t>Draft reply e-mail (send once items 1–8 are done)</w:t>
       </w:r>
     </w:p>
     <w:p>
@@ -1755,7 +1825,7 @@
         <w:spacing w:after="20"/>
       </w:pPr>
       <w:r>
-        <w:t>MSME: [Udyam Registration Certificate / Self-declaration of non-registration]</w:t>
+        <w:t>Udyam (MSME) Registration Certificate – UDYAM-OD-19-0057563 (Micro)</w:t>
       </w:r>
     </w:p>
     <w:p>
@@ -1764,7 +1834,7 @@
         <w:spacing w:after="20"/>
       </w:pPr>
       <w:r>
-        <w:t>FSSAI Licence – No. 12024033000055</w:t>
+        <w:t>FSSAI Licence – No. 12024033000055 (valid up to 02-02-2027)</w:t>
       </w:r>
     </w:p>
     <w:p>
@@ -1773,7 +1843,7 @@
         <w:spacing w:after="20"/>
       </w:pPr>
       <w:r>
-        <w:t>Cancelled cheque</w:t>
+        <w:t>Cancelled cheque – Axis Bank</w:t>
       </w:r>
     </w:p>
     <w:p>
